--- a/public/cv/docs/Paul Harvey - Resume.docx
+++ b/public/cv/docs/Paul Harvey - Resume.docx
@@ -208,7 +208,7 @@
           <w:i w:val="0"/>
           <w:sz w:val="22"/>
         </w:rPr>
-        <w:t>Solutions Architecture (15 yrs) | AI / LLM Integration (4 yrs) | Salesforce B2C Commerce Cloud (3 yrs) | Shopify Plus (5 yrs) | Cloud (AWS / Azure / GCP) (6 yrs) | SQL Server / Data Engineering (19 yrs) | Financial Services Tech (10 yrs) | Distributed / Offshore Team Leadership (17 yrs) | Pre-Sales / Bids / Proposals (8 yrs) | ERP (ERPNext / Odoo / SFCC integrations) (4 yrs) | Cybersecurity / Compliance (8 yrs) | Business Analysis (24 yrs)</w:t>
+        <w:t>Solutions Architecture (15 yrs) | AI / LLM Integration (4 yrs) | Salesforce B2C Commerce Cloud (3 yrs) | Shopify Plus (5 yrs) | Cloud (AWS / Azure / GCP) (6 yrs) | SQL Server / Data Engineering (19 yrs) | Financial Services Tech (10 yrs) | Distributed / Offshore Team Leadership (17 yrs) | Pre-Sales / Bids / Proposals (8 yrs) | ERP (NetSuite / ERPNext / Odoo integrations) (4 yrs) | Cybersecurity / Compliance (8 yrs) | Business Analysis (24 yrs)</w:t>
       </w:r>
     </w:p>
     <w:p>
@@ -428,7 +428,7 @@
           <w:i w:val="0"/>
           <w:sz w:val="22"/>
         </w:rPr>
-        <w:t>* Authored the fleet's AI coding standards: spec-driven (SDD), contract-driven (CDD), and root-cause-driven debugging (RCDD), enforced through agent task contracts and pre-commit checks. Productised the spec-driven workflow as MinSpec (minspec.dev), a VS Code extension that scales engineering ceremony to change complexity, from one-line specs to full architecture docs, with no AI dependency, backend, or lock-in.</w:t>
+        <w:t>* Authored the fleet's AI coding standards: spec-driven (SDD), contract-driven (CDD), and root-cause-driven debugging (RCDD), enforced through agent task contracts and pre-commit checks. Hitting the limits of these standards in practice surfaced the need for a dedicated tool, which Paul owns and is now building independently as MinSpec (minspec.dev): an open-source VS Code extension that scales engineering ceremony to change complexity, from one-line specs to full architecture docs, with no AI dependency, backend, or lock-in.</w:t>
       </w:r>
     </w:p>
     <w:p>
@@ -443,7 +443,7 @@
           <w:i w:val="0"/>
           <w:sz w:val="22"/>
         </w:rPr>
-        <w:t>* Built ScroogeLLM (scroogellm.com), a VS Code extension that cuts LLM costs while improving quality via an LLM proxy, prompt compression, and agent escalation, with full savings visibility. Customers pay only a percentage of measured savings.</w:t>
+        <w:t>* Built the in-house LLM cost-control tooling (LLM proxy, prompt compression, agent escalation, full savings visibility) that proved out the model. Paul owns and is now rebuilding it independently as ScroogeLLM (scroogellm.com), a VS Code extension where customers pay only a percentage of measured savings.</w:t>
       </w:r>
     </w:p>
     <w:p>
@@ -458,7 +458,7 @@
           <w:i w:val="0"/>
           <w:sz w:val="22"/>
         </w:rPr>
-        <w:t>* Built ERPChat, a voice-first ERP Android client (Kotlin, Jetpack Compose). HITL approval gating, OpenCV on-device document auto-crop, ElevenLabs streamed TTS, SQLCipher-encrypted storage, UnifiedPush notifications. Open-sourced under Apache-2.0.</w:t>
+        <w:t>* Built the voice-first ERP Android client (Kotlin, Jetpack Compose) that proved out the concept: HITL approval gating, OpenCV on-device document auto-crop, ElevenLabs streamed TTS, SQLCipher-encrypted storage, UnifiedPush notifications. Paul owns and is now rebuilding it independently as ERPChat.</w:t>
       </w:r>
     </w:p>
     <w:p>
@@ -738,6 +738,21 @@
           <w:i w:val="0"/>
           <w:sz w:val="22"/>
         </w:rPr>
+        <w:t>* Integrated commerce storefronts to NetSuite ERP for three retail clients, including T2 Tea via MuleSoft, syncing orders, inventory and customer master data. [NetSuite - 3 clients]</w:t>
+      </w:r>
+    </w:p>
+    <w:p>
+      <w:pPr>
+        <w:spacing w:before="0" w:after="20"/>
+        <w:ind w:left="288"/>
+      </w:pPr>
+      <w:r>
+        <w:rPr>
+          <w:rFonts w:ascii="Calibri" w:hAnsi="Calibri" w:cs="Calibri"/>
+          <w:b w:val="0"/>
+          <w:i w:val="0"/>
+          <w:sz w:val="22"/>
+        </w:rPr>
         <w:t>* Optimised page load times across all client sites; significant Web Vitals improvements as the team's SME.</w:t>
       </w:r>
     </w:p>
@@ -797,7 +812,7 @@
           <w:i w:val="0"/>
           <w:sz w:val="20"/>
         </w:rPr>
-        <w:t>Soft skills: Leadership, Communication, Project scoping and estimation, Problem-solving, Team collaboration, Client relationship management, Strategic thinking, Adaptability, Time management - Hard skills: Salesforce B2C Commerce Cloud / SFCC / Demandware, Shopify Plus, Headless / composable commerce, Hydrogen + Oxygen, Web performance optimisation, AI/ML technologies, Agile methodology, Pre-sales, Technical documentation, Jira, Confluence</w:t>
+        <w:t>Soft skills: Leadership, Communication, Project scoping and estimation, Problem-solving, Team collaboration, Client relationship management, Strategic thinking, Adaptability, Time management - Hard skills: Salesforce B2C Commerce Cloud / SFCC / Demandware, Shopify Plus, Headless / composable commerce, Hydrogen + Oxygen, NetSuite (ERP integration), MuleSoft (iPaaS), Web performance optimisation, AI/ML technologies, Agile methodology, Pre-sales, Technical documentation, Jira, Confluence</w:t>
       </w:r>
     </w:p>
     <w:p>
@@ -1029,6 +1044,21 @@
           <w:i w:val="0"/>
           <w:sz w:val="22"/>
         </w:rPr>
+        <w:t>* Evaluated enterprise BPM and ERP platforms for the core-systems rebuild, including Appian and IBM Business Process Manager (WebSphere), weighing cost, integration fit and maintainability before recommending a direction.</w:t>
+      </w:r>
+    </w:p>
+    <w:p>
+      <w:pPr>
+        <w:spacing w:before="0" w:after="20"/>
+        <w:ind w:left="288"/>
+      </w:pPr>
+      <w:r>
+        <w:rPr>
+          <w:rFonts w:ascii="Calibri" w:hAnsi="Calibri" w:cs="Calibri"/>
+          <w:b w:val="0"/>
+          <w:i w:val="0"/>
+          <w:sz w:val="22"/>
+        </w:rPr>
         <w:t>* Introduced Jira workflow management, LastPass enterprise password management, digital wallboards, virtual scrum, SQL code-quality tooling, offsite backups, disaster recovery plan, emergency response strategy, and built a custom automated task-prioritisation system in Jira.</w:t>
       </w:r>
     </w:p>
@@ -1088,7 +1118,7 @@
           <w:i w:val="0"/>
           <w:sz w:val="20"/>
         </w:rPr>
-        <w:t>Soft skills: Stakeholder management, Cross-cultural relationship management, Data analysis, Project management, Conflict resolution, Time management, Workflow optimisation, Solution architecture, Remote developer management, BI reporting, Mentoring and coaching - Hard skills: SQL Server 2008-2017, Azure, Hyper-V, SSAS, Power BI, Windows Server 2008-2016, SSIS, Microsoft Project, AWS, Active Directory Group Policies, Office 365, SSMSBoost, dbForge, Clustering, Atlassian Jira, Bash Scripting, ApexSQL, PowerShell, Chocolatey, Proxmox, Ceph, CentOS, Windows 10, BPMN 2.0, WordPress, Upwork, Altaro Backup, Odoo, Active Directory, SIP, VOIP, Noble Systems</w:t>
+        <w:t>Soft skills: Stakeholder management, Cross-cultural relationship management, Data analysis, Project management, Conflict resolution, Time management, Workflow optimisation, Solution architecture, Remote developer management, BI reporting, Mentoring and coaching - Hard skills: SQL Server 2008-2017, Azure, Hyper-V, SSAS, Power BI, Windows Server 2008-2016, SSIS, Microsoft Project, AWS, Active Directory Group Policies, Office 365, SSMSBoost, dbForge, Clustering, Atlassian Jira, Bash Scripting, ApexSQL, PowerShell, Chocolatey, Proxmox, Ceph, CentOS, Windows 10, BPMN 2.0, Appian, IBM BPM (WebSphere), WordPress, Upwork, Altaro Backup, Odoo, Active Directory, SIP, VOIP, Noble Systems</w:t>
       </w:r>
     </w:p>
     <w:p>
@@ -2927,7 +2957,7 @@
           <w:i w:val="0"/>
           <w:sz w:val="22"/>
         </w:rPr>
-        <w:t>* MinSpec (https://minspec.dev) - VS Code extension that scales spec-driven-development ceremony to change complexity: one sentence for trivial tasks, full architecture docs for big ones. No AI dependency, no backend, no lock-in.</w:t>
+        <w:t>* MinSpec (https://minspec.dev) - Open-source VS Code extension that scales spec-driven-development ceremony to change complexity: one sentence for trivial tasks, full architecture docs for big ones. No AI dependency, no backend, no lock-in.</w:t>
       </w:r>
     </w:p>
     <w:p>
@@ -3180,7 +3210,7 @@
           <w:i w:val="0"/>
           <w:sz w:val="22"/>
         </w:rPr>
-        <w:t>* Rates - Contract: $1,200-$1,600 / day preferred; open to lower for the right fit</w:t>
+        <w:t>* Rates - Contract: $800-$1,200 / day preferred; open to lower for the right fit</w:t>
       </w:r>
     </w:p>
     <w:p>
@@ -3195,7 +3225,7 @@
           <w:i w:val="0"/>
           <w:sz w:val="22"/>
         </w:rPr>
-        <w:t>* Rates - Permanent: $200k-$300k base; open to lower for less stress, closer to home, or remote</w:t>
+        <w:t>* Rates - Permanent: $160k-$220k base (excluding super); open to lower for less stress, closer to home, or remote</w:t>
       </w:r>
     </w:p>
     <w:p>
@@ -3316,7 +3346,7 @@
           <w:i/>
           <w:sz w:val="18"/>
         </w:rPr>
-        <w:t>Live interactive resume: https://paulharvey.com.au | Updated 2026-06-04 | Source: resume.json v20260604.1</w:t>
+        <w:t>Live interactive resume: https://paulharvey.com.au | Updated 2026-06-22 | Source: resume.json v20260622.1</w:t>
       </w:r>
     </w:p>
     <w:sectPr>

--- a/public/cv/docs/Paul Harvey - Resume.docx
+++ b/public/cv/docs/Paul Harvey - Resume.docx
@@ -2987,6 +2987,21 @@
           <w:i w:val="0"/>
           <w:sz w:val="22"/>
         </w:rPr>
+        <w:t>* ERPChat - Voice-first ERP client for Android (Kotlin, Jetpack Compose). On-device document auto-crop, streamed TTS, HITL approval gating, and a privacy-preserving on-device LLM proxy that rewrites confidential terms to codewords so external providers never see a real customer or supplier name.</w:t>
+      </w:r>
+    </w:p>
+    <w:p>
+      <w:pPr>
+        <w:spacing w:before="0" w:after="20"/>
+        <w:ind w:left="288"/>
+      </w:pPr>
+      <w:r>
+        <w:rPr>
+          <w:rFonts w:ascii="Calibri" w:hAnsi="Calibri" w:cs="Calibri"/>
+          <w:b w:val="0"/>
+          <w:i w:val="0"/>
+          <w:sz w:val="22"/>
+        </w:rPr>
         <w:t>* DJ Vybe (https://vybe.com.au) - Dance Therapy. We were built to heal ourselves through movement.</w:t>
       </w:r>
     </w:p>
@@ -3346,7 +3361,7 @@
           <w:i/>
           <w:sz w:val="18"/>
         </w:rPr>
-        <w:t>Live interactive resume: https://paulharvey.com.au | Updated 2026-06-22 | Source: resume.json v20260622.1</w:t>
+        <w:t>Live interactive resume: https://paulharvey.com.au | Updated 2026-06-22 | Source: resume.json v20260622.2</w:t>
       </w:r>
     </w:p>
     <w:sectPr>

--- a/public/cv/docs/Paul Harvey - Resume.docx
+++ b/public/cv/docs/Paul Harvey - Resume.docx
@@ -428,7 +428,7 @@
           <w:i w:val="0"/>
           <w:sz w:val="22"/>
         </w:rPr>
-        <w:t>* Authored the fleet's AI coding standards: spec-driven (SDD), contract-driven (CDD), and root-cause-driven debugging (RCDD), enforced through agent task contracts and pre-commit checks. Hitting the limits of these standards in practice surfaced the need for a dedicated tool, which Paul owns and is now building independently as MinSpec (minspec.dev): an open-source VS Code extension that scales engineering ceremony to change complexity, from one-line specs to full architecture docs, with no AI dependency, backend, or lock-in.</w:t>
+        <w:t>* Authored the fleet's AI coding standards: spec-driven (SDD), contract-driven (CDD), and root-cause-driven debugging (RCDD), enforced through agent task contracts and pre-commit checks. Scaling spec ceremony to change complexity surfaced a tooling gap Paul has since pursued on his own time (see Side Projects).</w:t>
       </w:r>
     </w:p>
     <w:p>
@@ -443,37 +443,7 @@
           <w:i w:val="0"/>
           <w:sz w:val="22"/>
         </w:rPr>
-        <w:t>* Built the in-house LLM cost-control tooling (LLM proxy, prompt compression, agent escalation, full savings visibility) that proved out the model. Paul owns and is now rebuilding it independently as ScroogeLLM (scroogellm.com), a VS Code extension where customers pay only a percentage of measured savings.</w:t>
-      </w:r>
-    </w:p>
-    <w:p>
-      <w:pPr>
-        <w:spacing w:before="0" w:after="20"/>
-        <w:ind w:left="288"/>
-      </w:pPr>
-      <w:r>
-        <w:rPr>
-          <w:rFonts w:ascii="Calibri" w:hAnsi="Calibri" w:cs="Calibri"/>
-          <w:b w:val="0"/>
-          <w:i w:val="0"/>
-          <w:sz w:val="22"/>
-        </w:rPr>
-        <w:t>* Built the voice-first ERP Android client (Kotlin, Jetpack Compose) that proved out the concept: HITL approval gating, OpenCV on-device document auto-crop, ElevenLabs streamed TTS, SQLCipher-encrypted storage, UnifiedPush notifications. Paul owns and is now rebuilding it independently as ERPChat.</w:t>
-      </w:r>
-    </w:p>
-    <w:p>
-      <w:pPr>
-        <w:spacing w:before="0" w:after="20"/>
-        <w:ind w:left="288"/>
-      </w:pPr>
-      <w:r>
-        <w:rPr>
-          <w:rFonts w:ascii="Calibri" w:hAnsi="Calibri" w:cs="Calibri"/>
-          <w:b w:val="0"/>
-          <w:i w:val="0"/>
-          <w:sz w:val="22"/>
-        </w:rPr>
-        <w:t>* Privacy-preserving on-device LLM proxy for ERPChat: Aho-Corasick keyword sanitiser rewrites confidential terms to codewords before requests leave the phone, reverses them on return. External LLM providers never see a real customer or supplier name.</w:t>
+        <w:t>* Cut LLM spend with a cost-control layer (proxy, prompt compression, agent escalation, full savings visibility), with no client code or data exposed to external providers.</w:t>
       </w:r>
     </w:p>
     <w:p>
@@ -3022,6 +2992,20 @@
     </w:p>
     <w:p>
       <w:pPr>
+        <w:spacing w:before="40" w:after="40"/>
+      </w:pPr>
+      <w:r>
+        <w:rPr>
+          <w:rFonts w:ascii="Calibri" w:hAnsi="Calibri" w:cs="Calibri"/>
+          <w:b w:val="0"/>
+          <w:i/>
+          <w:sz w:val="18"/>
+        </w:rPr>
+        <w:t>These are Paul's own products, built on his own time. A need spotted during a client engagement may spark an idea, but each is an independent, from-scratch build and carries no client code, data, or domain IP. Client work stays the client's.</w:t>
+      </w:r>
+    </w:p>
+    <w:p>
+      <w:pPr>
         <w:spacing w:before="160" w:after="60"/>
       </w:pPr>
       <w:r>
@@ -3361,7 +3345,7 @@
           <w:i/>
           <w:sz w:val="18"/>
         </w:rPr>
-        <w:t>Live interactive resume: https://paulharvey.com.au | Updated 2026-06-22 | Source: resume.json v20260622.2</w:t>
+        <w:t>Live interactive resume: https://paulharvey.com.au | Updated 2026-06-22 | Source: resume.json v20260622.3</w:t>
       </w:r>
     </w:p>
     <w:sectPr>

--- a/public/cv/docs/Paul Harvey - Resume.docx
+++ b/public/cv/docs/Paul Harvey - Resume.docx
@@ -2992,20 +2992,6 @@
     </w:p>
     <w:p>
       <w:pPr>
-        <w:spacing w:before="40" w:after="40"/>
-      </w:pPr>
-      <w:r>
-        <w:rPr>
-          <w:rFonts w:ascii="Calibri" w:hAnsi="Calibri" w:cs="Calibri"/>
-          <w:b w:val="0"/>
-          <w:i/>
-          <w:sz w:val="18"/>
-        </w:rPr>
-        <w:t>These are Paul's own products, built on his own time. A need spotted during a client engagement may spark an idea, but each is an independent, from-scratch build and carries no client code, data, or domain IP. Client work stays the client's.</w:t>
-      </w:r>
-    </w:p>
-    <w:p>
-      <w:pPr>
         <w:spacing w:before="160" w:after="60"/>
       </w:pPr>
       <w:r>
@@ -3345,7 +3331,7 @@
           <w:i/>
           <w:sz w:val="18"/>
         </w:rPr>
-        <w:t>Live interactive resume: https://paulharvey.com.au | Updated 2026-06-22 | Source: resume.json v20260622.3</w:t>
+        <w:t>Live interactive resume: https://paulharvey.com.au | Updated 2026-06-22 | Source: resume.json v20260622.4</w:t>
       </w:r>
     </w:p>
     <w:sectPr>

--- a/public/cv/docs/Paul Harvey - Resume.docx
+++ b/public/cv/docs/Paul Harvey - Resume.docx
@@ -2957,7 +2957,7 @@
           <w:i w:val="0"/>
           <w:sz w:val="22"/>
         </w:rPr>
-        <w:t>* ERPChat - Voice-first ERP client for Android (Kotlin, Jetpack Compose). On-device document auto-crop, streamed TTS, HITL approval gating, and a privacy-preserving on-device LLM proxy that rewrites confidential terms to codewords so external providers never see a real customer or supplier name.</w:t>
+        <w:t>* ERPChat (https://erpchat.app) - Voice-first ERP client for Android (Kotlin, Jetpack Compose). On-device document auto-crop, streamed TTS, HITL approval gating, and a privacy-preserving on-device LLM proxy that rewrites confidential terms to codewords so external providers never see a real customer or supplier name.</w:t>
       </w:r>
     </w:p>
     <w:p>
@@ -3331,7 +3331,7 @@
           <w:i/>
           <w:sz w:val="18"/>
         </w:rPr>
-        <w:t>Live interactive resume: https://paulharvey.com.au | Updated 2026-06-22 | Source: resume.json v20260622.4</w:t>
+        <w:t>Live interactive resume: https://paulharvey.com.au | Updated 2026-06-22 | Source: resume.json v20260622.5</w:t>
       </w:r>
     </w:p>
     <w:sectPr>

--- a/public/cv/docs/Paul Harvey - Resume.docx
+++ b/public/cv/docs/Paul Harvey - Resume.docx
@@ -278,7 +278,7 @@
           <w:i w:val="0"/>
           <w:sz w:val="22"/>
         </w:rPr>
-        <w:t>Architecting and maintaining a multi-project AI platform spanning marketing automation, ad operations, subscription SaaS, and internal ERP tooling. Leading a 48-agent Claude Code fleet that has shipped ~3,900 commits with 85% coverage and 269 architectural decision records across 9 projects.</w:t>
+        <w:t>Architected and maintained a multi-project AI platform spanning marketing automation, ad operations, subscription SaaS, and internal ERP tooling. Led a 48-agent Claude Code fleet that shipped ~3,900 commits with 85% coverage and 269 architectural decision records across 9 projects.</w:t>
       </w:r>
     </w:p>
     <w:p>
@@ -3331,7 +3331,7 @@
           <w:i/>
           <w:sz w:val="18"/>
         </w:rPr>
-        <w:t>Live interactive resume: https://paulharvey.com.au | Updated 2026-06-22 | Source: resume.json v20260622.5</w:t>
+        <w:t>Live interactive resume: https://paulharvey.com.au | Updated 2026-06-25 | Source: resume.json v20260625.1</w:t>
       </w:r>
     </w:p>
     <w:sectPr>

--- a/public/cv/docs/Paul Harvey - Resume.docx
+++ b/public/cv/docs/Paul Harvey - Resume.docx
@@ -250,6 +250,92 @@
           <w:i w:val="0"/>
           <w:sz w:val="24"/>
         </w:rPr>
+        <w:t>Independent - Founder and Software Architect (pre-revenue RandD)</w:t>
+      </w:r>
+    </w:p>
+    <w:p>
+      <w:pPr>
+        <w:spacing w:before="0" w:after="80"/>
+      </w:pPr>
+      <w:r>
+        <w:rPr>
+          <w:rFonts w:ascii="Calibri" w:hAnsi="Calibri" w:cs="Calibri"/>
+          <w:b w:val="0"/>
+          <w:i/>
+          <w:sz w:val="20"/>
+        </w:rPr>
+        <w:t>May 2026 - Present | Sydney | Independent</w:t>
+      </w:r>
+    </w:p>
+    <w:p>
+      <w:pPr>
+        <w:spacing w:before="0" w:after="80"/>
+      </w:pPr>
+      <w:r>
+        <w:rPr>
+          <w:rFonts w:ascii="Calibri" w:hAnsi="Calibri" w:cs="Calibri"/>
+          <w:b w:val="0"/>
+          <w:i w:val="0"/>
+          <w:sz w:val="22"/>
+        </w:rPr>
+        <w:t>Self-directed product development between roles: building and shipping open-source AI developer tooling. Pre-revenue and self-funded. The two flagship tools below grew out of gaps Paul hit while running the Evitara agent fleet.</w:t>
+      </w:r>
+    </w:p>
+    <w:p>
+      <w:pPr>
+        <w:spacing w:before="0" w:after="20"/>
+        <w:ind w:left="288"/>
+      </w:pPr>
+      <w:r>
+        <w:rPr>
+          <w:rFonts w:ascii="Calibri" w:hAnsi="Calibri" w:cs="Calibri"/>
+          <w:b w:val="0"/>
+          <w:i w:val="0"/>
+          <w:sz w:val="22"/>
+        </w:rPr>
+        <w:t>* MinSpec: open-source VS Code extension that scales spec-driven-development ceremony to change complexity, from one sentence for trivial tasks up to full architecture docs for big ones. No AI dependency, no backend, no lock-in.</w:t>
+      </w:r>
+    </w:p>
+    <w:p>
+      <w:pPr>
+        <w:spacing w:before="0" w:after="20"/>
+        <w:ind w:left="288"/>
+      </w:pPr>
+      <w:r>
+        <w:rPr>
+          <w:rFonts w:ascii="Calibri" w:hAnsi="Calibri" w:cs="Calibri"/>
+          <w:b w:val="0"/>
+          <w:i w:val="0"/>
+          <w:sz w:val="22"/>
+        </w:rPr>
+        <w:t>* ScroogeLLM: VS Code extension that cuts LLM cost while improving quality via an LLM proxy, prompt compression, agent escalation and full savings visibility. Priced as a share of measured savings.</w:t>
+      </w:r>
+    </w:p>
+    <w:p>
+      <w:pPr>
+        <w:spacing w:before="0" w:after="80"/>
+      </w:pPr>
+      <w:r>
+        <w:rPr>
+          <w:rFonts w:ascii="Calibri" w:hAnsi="Calibri" w:cs="Calibri"/>
+          <w:b w:val="0"/>
+          <w:i w:val="0"/>
+          <w:sz w:val="20"/>
+        </w:rPr>
+        <w:t>Hard skills: TypeScript, VS Code Extension API, Node.js, LLM proxy architecture, Prompt engineering, Open-source maintenance</w:t>
+      </w:r>
+    </w:p>
+    <w:p>
+      <w:pPr>
+        <w:spacing w:before="120" w:after="20"/>
+      </w:pPr>
+      <w:r>
+        <w:rPr>
+          <w:rFonts w:ascii="Calibri" w:hAnsi="Calibri" w:cs="Calibri"/>
+          <w:b/>
+          <w:i w:val="0"/>
+          <w:sz w:val="24"/>
+        </w:rPr>
         <w:t>Evitara - Solutions Architect (AI Integration)</w:t>
       </w:r>
     </w:p>
@@ -3331,7 +3417,7 @@
           <w:i/>
           <w:sz w:val="18"/>
         </w:rPr>
-        <w:t>Live interactive resume: https://paulharvey.com.au | Updated 2026-06-25 | Source: resume.json v20260625.1</w:t>
+        <w:t>Live interactive resume: https://paulharvey.com.au | Updated 2026-06-25 | Source: resume.json v20260625.2</w:t>
       </w:r>
     </w:p>
     <w:sectPr>

--- a/public/cv/docs/Paul Harvey - Resume.docx
+++ b/public/cv/docs/Paul Harvey - Resume.docx
@@ -278,7 +278,7 @@
           <w:i w:val="0"/>
           <w:sz w:val="22"/>
         </w:rPr>
-        <w:t>Self-directed product development between roles: building and shipping open-source AI developer tooling. Pre-revenue and self-funded. The two flagship tools below grew out of gaps Paul hit while running the Evitara agent fleet.</w:t>
+        <w:t>Self-directed product development between roles: building and shipping AI developer tooling for VS Code, self-funded and pre-revenue. The two flagship tools below grew out of gaps Paul hit while running the Evitara agent fleet.</w:t>
       </w:r>
     </w:p>
     <w:p>
@@ -293,7 +293,7 @@
           <w:i w:val="0"/>
           <w:sz w:val="22"/>
         </w:rPr>
-        <w:t>* MinSpec: open-source VS Code extension that scales spec-driven-development ceremony to change complexity, from one sentence for trivial tasks up to full architecture docs for big ones. No AI dependency, no backend, no lock-in.</w:t>
+        <w:t>* MinSpec (minspec.dev): free, open-source (MIT) VS Code extension that scales spec-driven-development ceremony with complexity. Classifies each change from a git diff and syntax-tree analysis, so a typo needs one sentence while an architectural change gets full docs. No AI dependency, no backend, Spec Kit-compatible markdown, no lock-in.</w:t>
       </w:r>
     </w:p>
     <w:p>
@@ -308,7 +308,7 @@
           <w:i w:val="0"/>
           <w:sz w:val="22"/>
         </w:rPr>
-        <w:t>* ScroogeLLM: VS Code extension that cuts LLM cost while improving quality via an LLM proxy, prompt compression, agent escalation and full savings visibility. Priced as a share of measured savings.</w:t>
+        <w:t>* ScroogeLLM (scroogellm.com): VS Code extension and local LLM proxy that cuts AI API cost without sacrificing quality, via real-time per-call cost visibility, prompt compression, response caching, model routing and on-device PII scrubbing. Local-first, so prompts and keys never leave the machine.</w:t>
       </w:r>
     </w:p>
     <w:p>
@@ -514,7 +514,7 @@
           <w:i w:val="0"/>
           <w:sz w:val="22"/>
         </w:rPr>
-        <w:t>* Authored the fleet's AI coding standards: spec-driven (SDD), contract-driven (CDD), and root-cause-driven debugging (RCDD), enforced through agent task contracts and pre-commit checks. Scaling spec ceremony to change complexity surfaced a tooling gap Paul has since pursued on his own time (see Side Projects).</w:t>
+        <w:t>* Authored the fleet's AI coding standards: spec-driven (SDD), contract-driven (CDD), and root-cause-driven debugging (RCDD), enforced through agent task contracts and pre-commit checks. Scaling spec ceremony with complexity surfaced a tooling gap Paul has since pursued on his own time (see Side Projects).</w:t>
       </w:r>
     </w:p>
     <w:p>
@@ -2938,6 +2938,36 @@
           <w:i w:val="0"/>
           <w:sz w:val="22"/>
         </w:rPr>
+        <w:t>* MinSpec (https://minspec.dev) - Free, open-source (MIT) VS Code extension that scales spec-driven-development ceremony with complexity: one sentence for a typo, full architecture docs for a big change. Classifies changes from git diffs and syntax trees. No AI dependency, no backend, no lock-in. 'Just enough spec. Never too much.'</w:t>
+      </w:r>
+    </w:p>
+    <w:p>
+      <w:pPr>
+        <w:spacing w:before="0" w:after="20"/>
+        <w:ind w:left="288"/>
+      </w:pPr>
+      <w:r>
+        <w:rPr>
+          <w:rFonts w:ascii="Calibri" w:hAnsi="Calibri" w:cs="Calibri"/>
+          <w:b w:val="0"/>
+          <w:i w:val="0"/>
+          <w:sz w:val="22"/>
+        </w:rPr>
+        <w:t>* ScroogeLLM (https://scroogellm.com) - VS Code extension and local LLM proxy that cuts AI API costs without sacrificing quality: real-time cost visibility, prompt compression, response caching, model routing and on-device PII scrubbing. Local-first, so prompts and keys never leave your machine. 'Why pay full price?'</w:t>
+      </w:r>
+    </w:p>
+    <w:p>
+      <w:pPr>
+        <w:spacing w:before="0" w:after="20"/>
+        <w:ind w:left="288"/>
+      </w:pPr>
+      <w:r>
+        <w:rPr>
+          <w:rFonts w:ascii="Calibri" w:hAnsi="Calibri" w:cs="Calibri"/>
+          <w:b w:val="0"/>
+          <w:i w:val="0"/>
+          <w:sz w:val="22"/>
+        </w:rPr>
         <w:t>* ContactReplyAI (https://contactreplyai.com) - AI virtual assistant SaaS for tradies with insurance-compliant human-in-the-loop template approval.</w:t>
       </w:r>
     </w:p>
@@ -3013,36 +3043,6 @@
           <w:i w:val="0"/>
           <w:sz w:val="22"/>
         </w:rPr>
-        <w:t>* MinSpec (https://minspec.dev) - Open-source VS Code extension that scales spec-driven-development ceremony to change complexity: one sentence for trivial tasks, full architecture docs for big ones. No AI dependency, no backend, no lock-in.</w:t>
-      </w:r>
-    </w:p>
-    <w:p>
-      <w:pPr>
-        <w:spacing w:before="0" w:after="20"/>
-        <w:ind w:left="288"/>
-      </w:pPr>
-      <w:r>
-        <w:rPr>
-          <w:rFonts w:ascii="Calibri" w:hAnsi="Calibri" w:cs="Calibri"/>
-          <w:b w:val="0"/>
-          <w:i w:val="0"/>
-          <w:sz w:val="22"/>
-        </w:rPr>
-        <w:t>* ScroogeLLM (https://scroogellm.com) - VS Code extension that cuts LLM costs while improving quality via an LLM proxy, prompt compression, agent escalation, and full savings visibility. You only pay a percentage of how much we save you.</w:t>
-      </w:r>
-    </w:p>
-    <w:p>
-      <w:pPr>
-        <w:spacing w:before="0" w:after="20"/>
-        <w:ind w:left="288"/>
-      </w:pPr>
-      <w:r>
-        <w:rPr>
-          <w:rFonts w:ascii="Calibri" w:hAnsi="Calibri" w:cs="Calibri"/>
-          <w:b w:val="0"/>
-          <w:i w:val="0"/>
-          <w:sz w:val="22"/>
-        </w:rPr>
         <w:t>* ERPChat (https://erpchat.app) - Voice-first ERP client for Android (Kotlin, Jetpack Compose). On-device document auto-crop, streamed TTS, HITL approval gating, and a privacy-preserving on-device LLM proxy that rewrites confidential terms to codewords so external providers never see a real customer or supplier name.</w:t>
       </w:r>
     </w:p>
@@ -3417,7 +3417,7 @@
           <w:i/>
           <w:sz w:val="18"/>
         </w:rPr>
-        <w:t>Live interactive resume: https://paulharvey.com.au | Updated 2026-06-25 | Source: resume.json v20260625.2</w:t>
+        <w:t>Live interactive resume: https://paulharvey.com.au | Updated 2026-06-25 | Source: resume.json v20260625.3</w:t>
       </w:r>
     </w:p>
     <w:sectPr>

--- a/public/cv/docs/Paul Harvey - Resume.docx
+++ b/public/cv/docs/Paul Harvey - Resume.docx
@@ -322,7 +322,7 @@
           <w:i w:val="0"/>
           <w:sz w:val="20"/>
         </w:rPr>
-        <w:t>Hard skills: TypeScript, VS Code Extension API, Node.js, LLM proxy architecture, Prompt engineering, Open-source maintenance</w:t>
+        <w:t>Soft skills: Developer experience (DX) design, Product strategy, Self-direction and autonomy, First-principles problem-solving, Technical writing, Open-source maintenance and community, Pricing and packaging, Developer-tools go-to-market, User empathy (built to fix his own workflow pain) - Hard skills: TypeScript, VS Code Extension API, Node.js, Local LLM proxy architecture, Multi-model routing (Claude, GPT, Gemini), Prompt compression, Response caching, Cost observability and telemetry, On-device PII scrubbing and redaction, Privacy-preserving, local-first architecture, OS keychain secrets management, Prompt engineering, Git diff and AST / syntax-tree analysis, Spec-driven development (SDD) tooling, Markdown / Spec Kit-compatible specs, Test scaffold and acceptance-criteria generation, VS Code UX (tree views, status bar, command palette), MIT open-source maintenance - Agile: Spec-driven development (SDD), Contract-driven development (CDD), Root-cause-driven debugging (RCDD), Complexity-tiered change classification, Acceptance-criteria authoring</w:t>
       </w:r>
     </w:p>
     <w:p>
@@ -3417,7 +3417,7 @@
           <w:i/>
           <w:sz w:val="18"/>
         </w:rPr>
-        <w:t>Live interactive resume: https://paulharvey.com.au | Updated 2026-06-25 | Source: resume.json v20260625.3</w:t>
+        <w:t>Live interactive resume: https://paulharvey.com.au | Updated 2026-06-25 | Source: resume.json v20260625.4</w:t>
       </w:r>
     </w:p>
     <w:sectPr>

--- a/public/cv/docs/Paul Harvey - Resume.docx
+++ b/public/cv/docs/Paul Harvey - Resume.docx
@@ -3417,7 +3417,7 @@
           <w:i/>
           <w:sz w:val="18"/>
         </w:rPr>
-        <w:t>Live interactive resume: https://paulharvey.com.au | Updated 2026-06-25 | Source: resume.json v20260625.4</w:t>
+        <w:t>Live interactive resume: https://paulharvey.com.au | Updated 2026-06-25 | Source: resume.json v20260625.5</w:t>
       </w:r>
     </w:p>
     <w:sectPr>

--- a/public/cv/docs/Paul Harvey - Resume.docx
+++ b/public/cv/docs/Paul Harvey - Resume.docx
@@ -166,7 +166,7 @@
           <w:i w:val="0"/>
           <w:sz w:val="22"/>
         </w:rPr>
-        <w:t>Certified: ITIL - Scrum - Microsoft - Google certified - TOGAF-aligned</w:t>
+        <w:t>Certified: ITIL - Scrum - Microsoft - Google</w:t>
       </w:r>
     </w:p>
     <w:p>
@@ -3417,7 +3417,7 @@
           <w:i/>
           <w:sz w:val="18"/>
         </w:rPr>
-        <w:t>Live interactive resume: https://paulharvey.com.au | Updated 2026-06-25 | Source: resume.json v20260625.5</w:t>
+        <w:t>Live interactive resume: https://paulharvey.com.au | Updated 2026-06-25 | Source: resume.json v20260625.6</w:t>
       </w:r>
     </w:p>
     <w:sectPr>

--- a/public/cv/docs/Paul Harvey - Resume.docx
+++ b/public/cv/docs/Paul Harvey - Resume.docx
@@ -250,7 +250,7 @@
           <w:i w:val="0"/>
           <w:sz w:val="24"/>
         </w:rPr>
-        <w:t>Independent - Founder and Software Architect (pre-revenue RandD)</w:t>
+        <w:t>Fusion5 - Shopify Solution Strategist and AI Enablement Champion</w:t>
       </w:r>
     </w:p>
     <w:p>
@@ -264,7 +264,7 @@
           <w:i/>
           <w:sz w:val="20"/>
         </w:rPr>
-        <w:t>May 2026 - Present | Sydney | Independent</w:t>
+        <w:t>August 2026 - Present | Sydney | Permanent</w:t>
       </w:r>
     </w:p>
     <w:p>
@@ -278,7 +278,49 @@
           <w:i w:val="0"/>
           <w:sz w:val="22"/>
         </w:rPr>
-        <w:t>Self-directed product development between roles: building and shipping AI developer tooling for VS Code, self-funded and pre-revenue. The two flagship tools below grew out of gaps Paul hit while running the Evitara agent fleet.</w:t>
+        <w:t>Shopify solution strategy across pre-sales and delivery for enterprise and mid-market clients, paired with an internal AI enablement remit: helping consulting and delivery teams apply AI tooling to everyday work.</w:t>
+      </w:r>
+    </w:p>
+    <w:p>
+      <w:pPr>
+        <w:spacing w:before="120" w:after="20"/>
+      </w:pPr>
+      <w:r>
+        <w:rPr>
+          <w:rFonts w:ascii="Calibri" w:hAnsi="Calibri" w:cs="Calibri"/>
+          <w:b/>
+          <w:i w:val="0"/>
+          <w:sz w:val="24"/>
+        </w:rPr>
+        <w:t>Independent - Founder and Software Architect (pre-revenue RandD)</w:t>
+      </w:r>
+    </w:p>
+    <w:p>
+      <w:pPr>
+        <w:spacing w:before="0" w:after="80"/>
+      </w:pPr>
+      <w:r>
+        <w:rPr>
+          <w:rFonts w:ascii="Calibri" w:hAnsi="Calibri" w:cs="Calibri"/>
+          <w:b w:val="0"/>
+          <w:i/>
+          <w:sz w:val="20"/>
+        </w:rPr>
+        <w:t>May 2026 - August 2026 | Sydney | Independent</w:t>
+      </w:r>
+    </w:p>
+    <w:p>
+      <w:pPr>
+        <w:spacing w:before="0" w:after="80"/>
+      </w:pPr>
+      <w:r>
+        <w:rPr>
+          <w:rFonts w:ascii="Calibri" w:hAnsi="Calibri" w:cs="Calibri"/>
+          <w:b w:val="0"/>
+          <w:i w:val="0"/>
+          <w:sz w:val="22"/>
+        </w:rPr>
+        <w:t>Self-directed product development: built and shipped AI developer tooling for VS Code, self-funded and pre-revenue. The two flagship tools below grew out of gaps Paul hit while running the Evitara agent fleet.</w:t>
       </w:r>
     </w:p>
     <w:p>
@@ -3236,154 +3278,6 @@
           <w:i w:val="0"/>
           <w:sz w:val="28"/>
         </w:rPr>
-        <w:t>Recruiter FAQ</w:t>
-      </w:r>
-    </w:p>
-    <w:p>
-      <w:pPr>
-        <w:spacing w:before="0" w:after="20"/>
-        <w:ind w:left="288"/>
-      </w:pPr>
-      <w:r>
-        <w:rPr>
-          <w:rFonts w:ascii="Calibri" w:hAnsi="Calibri" w:cs="Calibri"/>
-          <w:b w:val="0"/>
-          <w:i w:val="0"/>
-          <w:sz w:val="22"/>
-        </w:rPr>
-        <w:t>* Availability: 1 week notice</w:t>
-      </w:r>
-    </w:p>
-    <w:p>
-      <w:pPr>
-        <w:spacing w:before="0" w:after="20"/>
-        <w:ind w:left="288"/>
-      </w:pPr>
-      <w:r>
-        <w:rPr>
-          <w:rFonts w:ascii="Calibri" w:hAnsi="Calibri" w:cs="Calibri"/>
-          <w:b w:val="0"/>
-          <w:i w:val="0"/>
-          <w:sz w:val="22"/>
-        </w:rPr>
-        <w:t>* Visa: Australian Citizen</w:t>
-      </w:r>
-    </w:p>
-    <w:p>
-      <w:pPr>
-        <w:spacing w:before="0" w:after="20"/>
-        <w:ind w:left="288"/>
-      </w:pPr>
-      <w:r>
-        <w:rPr>
-          <w:rFonts w:ascii="Calibri" w:hAnsi="Calibri" w:cs="Calibri"/>
-          <w:b w:val="0"/>
-          <w:i w:val="0"/>
-          <w:sz w:val="22"/>
-        </w:rPr>
-        <w:t>* Rates - Contract: $800-$1,200 / day preferred; open to lower for the right fit</w:t>
-      </w:r>
-    </w:p>
-    <w:p>
-      <w:pPr>
-        <w:spacing w:before="0" w:after="20"/>
-        <w:ind w:left="288"/>
-      </w:pPr>
-      <w:r>
-        <w:rPr>
-          <w:rFonts w:ascii="Calibri" w:hAnsi="Calibri" w:cs="Calibri"/>
-          <w:b w:val="0"/>
-          <w:i w:val="0"/>
-          <w:sz w:val="22"/>
-        </w:rPr>
-        <w:t>* Rates - Permanent: $160k-$220k base (excluding super); open to lower for less stress, closer to home, or remote</w:t>
-      </w:r>
-    </w:p>
-    <w:p>
-      <w:pPr>
-        <w:spacing w:before="0" w:after="20"/>
-        <w:ind w:left="288"/>
-      </w:pPr>
-      <w:r>
-        <w:rPr>
-          <w:rFonts w:ascii="Calibri" w:hAnsi="Calibri" w:cs="Calibri"/>
-          <w:b w:val="0"/>
-          <w:i w:val="0"/>
-          <w:sz w:val="22"/>
-        </w:rPr>
-        <w:t>* Location: Hurstville; looking in Sydney CBD, Southern Sydney, Illawarra, Remote; Unable to relocate at this time; travel Up to 25% travel fine</w:t>
-      </w:r>
-    </w:p>
-    <w:p>
-      <w:pPr>
-        <w:spacing w:before="0" w:after="20"/>
-        <w:ind w:left="288"/>
-      </w:pPr>
-      <w:r>
-        <w:rPr>
-          <w:rFonts w:ascii="Calibri" w:hAnsi="Calibri" w:cs="Calibri"/>
-          <w:b w:val="0"/>
-          <w:i w:val="0"/>
-          <w:sz w:val="22"/>
-        </w:rPr>
-        <w:t>* Preferred roles: Solutions Architect (Enterprise / E-Commerce / AI Integration) | IT Manager / Head of IT | CTO (digital agency, 20-50 people, Sutherland Shire ideal) | Pre-Sales Solutions Architect (low-ego company, work from home) | Principal Architect / Consultant Architect (Financial Services)</w:t>
-      </w:r>
-    </w:p>
-    <w:p>
-      <w:pPr>
-        <w:spacing w:before="0" w:after="20"/>
-        <w:ind w:left="288"/>
-      </w:pPr>
-      <w:r>
-        <w:rPr>
-          <w:rFonts w:ascii="Calibri" w:hAnsi="Calibri" w:cs="Calibri"/>
-          <w:b w:val="0"/>
-          <w:i w:val="0"/>
-          <w:sz w:val="22"/>
-        </w:rPr>
-        <w:t>* Short-term: Microsoft BI / Data Analyst / SQL Developer | LAMP / WordPress Performance Tuning</w:t>
-      </w:r>
-    </w:p>
-    <w:p>
-      <w:pPr>
-        <w:spacing w:before="0" w:after="20"/>
-        <w:ind w:left="288"/>
-      </w:pPr>
-      <w:r>
-        <w:rPr>
-          <w:rFonts w:ascii="Calibri" w:hAnsi="Calibri" w:cs="Calibri"/>
-          <w:b w:val="0"/>
-          <w:i w:val="0"/>
-          <w:sz w:val="22"/>
-        </w:rPr>
-        <w:t>* Holidays: None planned</w:t>
-      </w:r>
-    </w:p>
-    <w:p>
-      <w:pPr>
-        <w:spacing w:before="80" w:after="40"/>
-      </w:pPr>
-      <w:r>
-        <w:rPr>
-          <w:rFonts w:ascii="Calibri" w:hAnsi="Calibri" w:cs="Calibri"/>
-          <w:b w:val="0"/>
-          <w:i/>
-          <w:sz w:val="22"/>
-        </w:rPr>
-        <w:t>Ideal: Either CTO in a digital agency with 20-50 people in the Sutherland Shire, or a Pre-Sales Solutions Architect in a low-ego company with flexibility to work from home. Casting wider than this though.</w:t>
-      </w:r>
-    </w:p>
-    <w:p>
-      <w:pPr>
-        <w:spacing w:before="160" w:after="60"/>
-      </w:pPr>
-      <w:r>
-        <w:rPr>
-          <w:rFonts w:ascii="Calibri" w:hAnsi="Calibri" w:cs="Calibri"/>
-          <w:b/>
-          <w:i w:val="0"/>
-          <w:sz w:val="28"/>
-        </w:rPr>
         <w:t>References</w:t>
       </w:r>
     </w:p>
@@ -3417,7 +3311,7 @@
           <w:i/>
           <w:sz w:val="18"/>
         </w:rPr>
-        <w:t>Live interactive resume: https://paulharvey.com.au | Updated 2026-06-25 | Source: resume.json v20260625.6</w:t>
+        <w:t>Live interactive resume: https://paulharvey.com.au | Updated 2026-09-06 | Source: resume.json v20260906.1</w:t>
       </w:r>
     </w:p>
     <w:sectPr>

--- a/public/cv/docs/Paul Harvey - Resume.docx
+++ b/public/cv/docs/Paul Harvey - Resume.docx
@@ -3311,7 +3311,7 @@
           <w:i/>
           <w:sz w:val="18"/>
         </w:rPr>
-        <w:t>Live interactive resume: https://paulharvey.com.au | Updated 2026-09-06 | Source: resume.json v20260906.1</w:t>
+        <w:t>Live interactive resume: https://paulharvey.com.au | Updated 2026-09-06 | Source: resume.json v20260906.2</w:t>
       </w:r>
     </w:p>
     <w:sectPr>

--- a/public/cv/docs/Paul Harvey - Resume.docx
+++ b/public/cv/docs/Paul Harvey - Resume.docx
@@ -3311,7 +3311,7 @@
           <w:i/>
           <w:sz w:val="18"/>
         </w:rPr>
-        <w:t>Live interactive resume: https://paulharvey.com.au | Updated 2026-09-06 | Source: resume.json v20260906.2</w:t>
+        <w:t>Live interactive resume: https://paulharvey.com.au | Updated 2026-09-06 | Source: resume.json v20260906.3</w:t>
       </w:r>
     </w:p>
     <w:sectPr>
